--- a/templates/BM5_GDDB_preprocessed.docx
+++ b/templates/BM5_GDDB_preprocessed.docx
@@ -4924,294 +4924,9 @@
               <w:rPr>
                 <w:sz w:val="24"/>
                 <w:szCs w:val="24"/>
-              </w:rPr>
-              <w:t>+ Quyền tài sản là quyền đòi nợ, quyền yêu cầu thanh toán, quyền được bồi thường thiệt hại, quyền thụ hưởng bảo hiểm phát sinh từ Hợp đồng mua bán phần diện tích sàn xây dựng trong công trình xây dựng số</w:t>
-            </w:r>
-            <w:r>
-              <w:rPr>
-                <w:sz w:val="24"/>
-                <w:szCs w:val="24"/>
                 <w:lang w:val="vi-VN"/>
               </w:rPr>
-              <w:t xml:space="preserve"> &lt;&lt;</w:t>
-            </w:r>
-            <w:r>
-              <w:rPr>
-                <w:sz w:val="24"/>
-                <w:szCs w:val="24"/>
-                <w:lang w:val="vi-VN"/>
-              </w:rPr>
-              <w:t>'41 - Số hợp đồng mua bán căn hộ</w:t>
-            </w:r>
-            <w:r>
-              <w:rPr>
-                <w:sz w:val="24"/>
-                <w:szCs w:val="24"/>
-                <w:lang w:val="vi-VN"/>
-              </w:rPr>
-              <w:t>&gt;&gt;</w:t>
-            </w:r>
-            <w:r>
-              <w:rPr>
-                <w:sz w:val="24"/>
-                <w:szCs w:val="24"/>
-                <w:lang w:val="vi-VN"/>
-              </w:rPr>
-              <w:t xml:space="preserve"> </w:t>
-            </w:r>
-            <w:r>
-              <w:rPr>
-                <w:sz w:val="24"/>
-                <w:szCs w:val="24"/>
-              </w:rPr>
-              <w:t xml:space="preserve">ký ngày </w:t>
-            </w:r>
-            <w:r>
-              <w:rPr>
-                <w:sz w:val="24"/>
-                <w:szCs w:val="24"/>
-                <w:lang w:val="vi-VN"/>
-              </w:rPr>
-              <w:t>&lt;&lt;</w:t>
-            </w:r>
-            <w:r>
-              <w:rPr>
-                <w:sz w:val="24"/>
-                <w:szCs w:val="24"/>
-                <w:lang w:val="vi-VN"/>
-              </w:rPr>
-              <w:t>'42 - Ngày ký hợp đồng mua bán căn hộ</w:t>
-            </w:r>
-            <w:r>
-              <w:rPr>
-                <w:sz w:val="24"/>
-                <w:szCs w:val="24"/>
-                <w:lang w:val="vi-VN"/>
-              </w:rPr>
-              <w:t>&gt;&gt;</w:t>
-            </w:r>
-            <w:r>
-              <w:rPr>
-                <w:sz w:val="24"/>
-                <w:szCs w:val="24"/>
-              </w:rPr>
-              <w:t xml:space="preserve"> đối với mã Căn hộ số: </w:t>
-            </w:r>
-            <w:r>
-              <w:rPr>
-                <w:sz w:val="24"/>
-                <w:szCs w:val="24"/>
-                <w:lang w:val="vi-VN"/>
-              </w:rPr>
-              <w:t>&lt;&lt;</w:t>
-            </w:r>
-            <w:r>
-              <w:rPr>
-                <w:sz w:val="24"/>
-                <w:szCs w:val="24"/>
-                <w:lang w:val="vi-VN"/>
-              </w:rPr>
-              <w:t>'43 - số Căn hộ số</w:t>
-            </w:r>
-            <w:r>
-              <w:rPr>
-                <w:sz w:val="24"/>
-                <w:szCs w:val="24"/>
-                <w:lang w:val="vi-VN"/>
-              </w:rPr>
-              <w:t>&gt;&gt;</w:t>
-            </w:r>
-            <w:r>
-              <w:rPr>
-                <w:sz w:val="24"/>
-                <w:szCs w:val="24"/>
-              </w:rPr>
-              <w:t xml:space="preserve"> tại Tầng: </w:t>
-            </w:r>
-            <w:r>
-              <w:rPr>
-                <w:sz w:val="24"/>
-                <w:szCs w:val="24"/>
-                <w:lang w:val="vi-VN"/>
-              </w:rPr>
-              <w:t>&lt;&lt;</w:t>
-            </w:r>
-            <w:r>
-              <w:rPr>
-                <w:sz w:val="24"/>
-                <w:szCs w:val="24"/>
-                <w:lang w:val="vi-VN"/>
-              </w:rPr>
-              <w:t>'44- Tầng căn hộ</w:t>
-            </w:r>
-            <w:r>
-              <w:rPr>
-                <w:sz w:val="24"/>
-                <w:szCs w:val="24"/>
-                <w:lang w:val="vi-VN"/>
-              </w:rPr>
-              <w:t>&gt;&gt;</w:t>
-            </w:r>
-            <w:r>
-              <w:rPr>
-                <w:sz w:val="24"/>
-                <w:szCs w:val="24"/>
-              </w:rPr>
-              <w:t xml:space="preserve"> giữa chủ đầu tư là </w:t>
-            </w:r>
-            <w:r>
-              <w:rPr>
-                <w:sz w:val="24"/>
-                <w:szCs w:val="24"/>
-              </w:rPr>
-              <w:t>Công ty TNHH ĐTPT</w:t>
-            </w:r>
-            <w:r>
-              <w:rPr>
-                <w:sz w:val="24"/>
-                <w:szCs w:val="24"/>
-                <w:lang w:val="vi-VN"/>
-              </w:rPr>
-              <w:t xml:space="preserve"> SX Hạ Long</w:t>
-            </w:r>
-            <w:r>
-              <w:rPr>
-                <w:sz w:val="24"/>
-                <w:szCs w:val="24"/>
-              </w:rPr>
-              <w:t xml:space="preserve"> </w:t>
-            </w:r>
-            <w:r>
-              <w:rPr>
-                <w:sz w:val="24"/>
-                <w:szCs w:val="24"/>
-              </w:rPr>
-              <w:t xml:space="preserve">với </w:t>
-            </w:r>
-            <w:r>
-              <w:rPr>
-                <w:sz w:val="24"/>
-                <w:szCs w:val="24"/>
-                <w:lang w:val="vi-VN"/>
-              </w:rPr>
-              <w:t>&lt;&lt;</w:t>
-            </w:r>
-            <w:r>
-              <w:rPr>
-                <w:sz w:val="24"/>
-                <w:szCs w:val="24"/>
-                <w:lang w:val="vi-VN"/>
-              </w:rPr>
-              <w:t>1 - Danh xưng người 1</w:t>
-            </w:r>
-            <w:r>
-              <w:rPr>
-                <w:sz w:val="24"/>
-                <w:szCs w:val="24"/>
-                <w:lang w:val="vi-VN"/>
-              </w:rPr>
-              <w:t>&gt;&gt;</w:t>
-            </w:r>
-            <w:r>
-              <w:rPr>
-                <w:sz w:val="24"/>
-                <w:szCs w:val="24"/>
-              </w:rPr>
-              <w:t xml:space="preserve"> </w:t>
-            </w:r>
-            <w:r>
-              <w:rPr>
-                <w:sz w:val="24"/>
-                <w:szCs w:val="24"/>
-                <w:lang w:val="vi-VN"/>
-              </w:rPr>
-              <w:t>&lt;&lt;</w:t>
-            </w:r>
-            <w:r>
-              <w:rPr>
-                <w:sz w:val="24"/>
-                <w:szCs w:val="24"/>
-                <w:lang w:val="vi-VN"/>
-              </w:rPr>
-              <w:t>2 - Họ và tên người 1</w:t>
-            </w:r>
-            <w:r>
-              <w:rPr>
-                <w:sz w:val="24"/>
-                <w:szCs w:val="24"/>
-                <w:lang w:val="vi-VN"/>
-              </w:rPr>
-              <w:t>&gt;&gt;</w:t>
-            </w:r>
-            <w:r>
-              <w:rPr>
-                <w:sz w:val="24"/>
-                <w:szCs w:val="24"/>
-              </w:rPr>
-              <w:t xml:space="preserve"> với căn hộ số </w:t>
-            </w:r>
-            <w:r>
-              <w:rPr>
-                <w:sz w:val="24"/>
-                <w:szCs w:val="24"/>
-                <w:lang w:val="vi-VN"/>
-              </w:rPr>
-              <w:t>&lt;&lt;</w:t>
-            </w:r>
-            <w:r>
-              <w:rPr>
-                <w:sz w:val="24"/>
-                <w:szCs w:val="24"/>
-                <w:lang w:val="vi-VN"/>
-              </w:rPr>
-              <w:t>'43 - số Căn hộ số</w:t>
-            </w:r>
-            <w:r>
-              <w:rPr>
-                <w:sz w:val="24"/>
-                <w:szCs w:val="24"/>
-                <w:lang w:val="vi-VN"/>
-              </w:rPr>
-              <w:t>&gt;&gt;</w:t>
-            </w:r>
-            <w:r>
-              <w:rPr>
-                <w:sz w:val="24"/>
-                <w:szCs w:val="24"/>
-                <w:lang w:val="vi-VN"/>
-              </w:rPr>
-              <w:t xml:space="preserve"> </w:t>
-            </w:r>
-            <w:r>
-              <w:rPr>
-                <w:sz w:val="24"/>
-                <w:szCs w:val="24"/>
-              </w:rPr>
-              <w:t>dự</w:t>
-            </w:r>
-            <w:r>
-              <w:rPr>
-                <w:sz w:val="24"/>
-                <w:szCs w:val="24"/>
-                <w:lang w:val="vi-VN"/>
-              </w:rPr>
-              <w:t xml:space="preserve"> án Tổ hợp công trình dịch vụ thương mại và căn hộ lưu trú tại lô đất A.DV-02 và A.DV-03, Bán đảo 1, Khu đô thị dịch vụ </w:t>
-            </w:r>
-            <w:r>
-              <w:rPr>
-                <w:sz w:val="24"/>
-                <w:szCs w:val="24"/>
-                <w:lang w:val="vi-VN"/>
-              </w:rPr>
-              <w:t>Hùng</w:t>
-            </w:r>
-            <w:r>
-              <w:rPr>
-                <w:sz w:val="24"/>
-                <w:szCs w:val="24"/>
-                <w:lang w:val="vi-VN"/>
-              </w:rPr>
-              <w:t xml:space="preserve"> Thắng, phường Bãi Cháy, tỉnh Quảng Ninh</w:t>
+              <w:t>+ Quyền tài sản là quyền đòi nợ, quyền yêu cầu thanh toán, quyền được bồi thường thiệt hại, quyền thụ hưởng bảo hiểm phát sinh từ Hợp đồng mua bán phần diện tích sàn xây dựng trong công trình xây dựng số &lt;&lt;'41 - Số hợp đồng mua bán căn hộ&gt;&gt; ký ngày &lt;&lt;'42 - Ngày ký hợp đồng mua bán căn hộ&gt;&gt; đối với mã Căn hộ số: &lt;&lt;'43 - số Căn hộ số&gt;&gt; tại Tầng: &lt;&lt;'44- Tầng căn hộ&gt;&gt; giữa chủ đầu tư là Công ty TNHH ĐTPT SX Hạ Long với &lt;&lt;1 - Danh xưng người 1&gt;&gt; &lt;&lt;2 - Họ và tên người 1&gt;&gt; với căn hộ số &lt;&lt;'43 - số Căn hộ số&gt;&gt; dự án Tổ hợp công trình dịch vụ thương mại và căn hộ lưu trú tại lô đất A.DV-02 và A.DV-03, Bán đảo 1, Khu đô thị dịch vụ Hùng Thắng, phường Bãi Cháy, tỉnh Quảng Ninh</w:t>
             </w:r>
           </w:p>
           <w:p>
